--- a/content-pipeline/campaign-ben-thanh/word/006_ben-thanh-central-metro-station-guide.docx
+++ b/content-pipeline/campaign-ben-thanh/word/006_ben-thanh-central-metro-station-guide.docx
@@ -114,275 +114,6 @@
         </w:rPr>
         <w:t xml:space="preserve"> represents a milestone in Southeast Asian urban infrastructure. Descending four tiers into the southern delta's earth, this intermodal hub seamlessly integrates ancient heritage with 21st-century rapid transit.</w:t>
       </w:r>
-    </w:p>
-    <w:p>
-      <w:pPr>
-        <w:spacing w:before="120" w:after="120"/>
-        <w:jc w:val="center"/>
-      </w:pPr>
-      <w:r>
-        <w:rPr>
-          <w:color w:val="CBD5E1"/>
-        </w:rPr>
-        <w:t>―――――――――――――――――――――――――――――――――――――――――――――</w:t>
-      </w:r>
-    </w:p>
-    <w:p>
-      <w:pPr>
-        <w:keepNext/>
-        <w:spacing w:before="320" w:after="120" w:line="276" w:lineRule="auto"/>
-      </w:pPr>
-      <w:r>
-        <w:rPr>
-          <w:rFonts w:ascii="Calibri" w:hAnsi="Calibri"/>
-          <w:b/>
-          <w:color w:val="1B365D"/>
-          <w:sz w:val="32"/>
-        </w:rPr>
-        <w:t>Quick Overview Stats (2026 Transit Dimensions)</w:t>
-      </w:r>
-    </w:p>
-    <w:tbl>
-      <w:tblPr>
-        <w:tblW w:type="auto" w:w="0"/>
-        <w:jc w:val="center"/>
-        <w:tblLook w:firstColumn="1" w:firstRow="1" w:lastColumn="0" w:lastRow="0" w:noHBand="0" w:noVBand="1" w:val="04A0"/>
-        <w:tblBorders>
-          <w:top w:val="single" w:sz="4" w:space="0" w:color="CBD5E1"/>
-          <w:bottom w:val="single" w:sz="6" w:space="0" w:color="1B365D"/>
-          <w:left w:val="none"/>
-          <w:right w:val="none"/>
-          <w:insideH w:val="single" w:sz="4" w:space="0" w:color="CBD5E1"/>
-          <w:insideV w:val="none"/>
-        </w:tblBorders>
-      </w:tblPr>
-      <w:tblGrid>
-        <w:gridCol w:w="2484"/>
-        <w:gridCol w:w="2484"/>
-        <w:gridCol w:w="2484"/>
-        <w:gridCol w:w="2484"/>
-      </w:tblGrid>
-      <w:tr>
-        <w:tc>
-          <w:tcPr>
-            <w:tcW w:type="dxa" w:w="2484"/>
-            <w:vAlign w:val="center"/>
-            <w:shd w:fill="1B365D"/>
-            <w:tcMar>
-              <w:top w:w="140" w:type="dxa"/>
-              <w:bottom w:w="140" w:type="dxa"/>
-              <w:left w:w="150" w:type="dxa"/>
-              <w:right w:w="150" w:type="dxa"/>
-            </w:tcMar>
-          </w:tcPr>
-          <w:p>
-            <w:pPr>
-              <w:spacing w:before="0" w:after="0" w:line="276" w:lineRule="auto"/>
-            </w:pPr>
-            <w:r>
-              <w:rPr>
-                <w:rFonts w:ascii="Calibri" w:hAnsi="Calibri"/>
-                <w:b/>
-                <w:color w:val="FFFFFF"/>
-                <w:sz w:val="19"/>
-              </w:rPr>
-              <w:t>📍 Epicenter Location</w:t>
-            </w:r>
-          </w:p>
-        </w:tc>
-        <w:tc>
-          <w:tcPr>
-            <w:tcW w:type="dxa" w:w="2484"/>
-            <w:vAlign w:val="center"/>
-            <w:shd w:fill="1B365D"/>
-            <w:tcMar>
-              <w:top w:w="140" w:type="dxa"/>
-              <w:bottom w:w="140" w:type="dxa"/>
-              <w:left w:w="150" w:type="dxa"/>
-              <w:right w:w="150" w:type="dxa"/>
-            </w:tcMar>
-          </w:tcPr>
-          <w:p>
-            <w:pPr>
-              <w:spacing w:before="0" w:after="0" w:line="276" w:lineRule="auto"/>
-            </w:pPr>
-            <w:r>
-              <w:rPr>
-                <w:rFonts w:ascii="Calibri" w:hAnsi="Calibri"/>
-                <w:b/>
-                <w:color w:val="FFFFFF"/>
-                <w:sz w:val="19"/>
-              </w:rPr>
-              <w:t>🚇 Subterranean Scale</w:t>
-            </w:r>
-          </w:p>
-        </w:tc>
-        <w:tc>
-          <w:tcPr>
-            <w:tcW w:type="dxa" w:w="2484"/>
-            <w:vAlign w:val="center"/>
-            <w:shd w:fill="1B365D"/>
-            <w:tcMar>
-              <w:top w:w="140" w:type="dxa"/>
-              <w:bottom w:w="140" w:type="dxa"/>
-              <w:left w:w="150" w:type="dxa"/>
-              <w:right w:w="150" w:type="dxa"/>
-            </w:tcMar>
-          </w:tcPr>
-          <w:p>
-            <w:pPr>
-              <w:spacing w:before="0" w:after="0" w:line="276" w:lineRule="auto"/>
-            </w:pPr>
-            <w:r>
-              <w:rPr>
-                <w:rFonts w:ascii="Calibri" w:hAnsi="Calibri"/>
-                <w:b/>
-                <w:color w:val="FFFFFF"/>
-                <w:sz w:val="19"/>
-              </w:rPr>
-              <w:t>🕒 Daily Schedule</w:t>
-            </w:r>
-          </w:p>
-        </w:tc>
-        <w:tc>
-          <w:tcPr>
-            <w:tcW w:type="dxa" w:w="2484"/>
-            <w:vAlign w:val="center"/>
-            <w:shd w:fill="1B365D"/>
-            <w:tcMar>
-              <w:top w:w="140" w:type="dxa"/>
-              <w:bottom w:w="140" w:type="dxa"/>
-              <w:left w:w="150" w:type="dxa"/>
-              <w:right w:w="150" w:type="dxa"/>
-            </w:tcMar>
-          </w:tcPr>
-          <w:p>
-            <w:pPr>
-              <w:spacing w:before="0" w:after="0" w:line="276" w:lineRule="auto"/>
-            </w:pPr>
-            <w:r>
-              <w:rPr>
-                <w:rFonts w:ascii="Calibri" w:hAnsi="Calibri"/>
-                <w:b/>
-                <w:color w:val="FFFFFF"/>
-                <w:sz w:val="19"/>
-              </w:rPr>
-              <w:t>🎟️ 2026 Fare Baseline</w:t>
-            </w:r>
-          </w:p>
-        </w:tc>
-      </w:tr>
-      <w:tr>
-        <w:tc>
-          <w:tcPr>
-            <w:tcW w:type="dxa" w:w="2484"/>
-            <w:vAlign w:val="center"/>
-            <w:shd w:fill="F8FAFC"/>
-            <w:tcMar>
-              <w:top w:w="100" w:type="dxa"/>
-              <w:bottom w:w="100" w:type="dxa"/>
-              <w:left w:w="150" w:type="dxa"/>
-              <w:right w:w="150" w:type="dxa"/>
-            </w:tcMar>
-          </w:tcPr>
-          <w:p>
-            <w:pPr>
-              <w:spacing w:before="0" w:after="0" w:line="276" w:lineRule="auto"/>
-            </w:pPr>
-            <w:r>
-              <w:rPr>
-                <w:rFonts w:ascii="Calibri" w:hAnsi="Calibri"/>
-                <w:color w:val="1E293B"/>
-                <w:sz w:val="19"/>
-              </w:rPr>
-              <w:t>Quach Thi Trang Concourse, South Portal</w:t>
-            </w:r>
-          </w:p>
-        </w:tc>
-        <w:tc>
-          <w:tcPr>
-            <w:tcW w:type="dxa" w:w="2484"/>
-            <w:vAlign w:val="center"/>
-            <w:shd w:fill="F8FAFC"/>
-            <w:tcMar>
-              <w:top w:w="100" w:type="dxa"/>
-              <w:bottom w:w="100" w:type="dxa"/>
-              <w:left w:w="150" w:type="dxa"/>
-              <w:right w:w="150" w:type="dxa"/>
-            </w:tcMar>
-          </w:tcPr>
-          <w:p>
-            <w:pPr>
-              <w:spacing w:before="0" w:after="0" w:line="276" w:lineRule="auto"/>
-            </w:pPr>
-            <w:r>
-              <w:rPr>
-                <w:rFonts w:ascii="Calibri" w:hAnsi="Calibri"/>
-                <w:color w:val="1E293B"/>
-                <w:sz w:val="19"/>
-              </w:rPr>
-              <w:t>32m Depth (4 Levels) – 236m Length</w:t>
-            </w:r>
-          </w:p>
-        </w:tc>
-        <w:tc>
-          <w:tcPr>
-            <w:tcW w:type="dxa" w:w="2484"/>
-            <w:vAlign w:val="center"/>
-            <w:shd w:fill="F8FAFC"/>
-            <w:tcMar>
-              <w:top w:w="100" w:type="dxa"/>
-              <w:bottom w:w="100" w:type="dxa"/>
-              <w:left w:w="150" w:type="dxa"/>
-              <w:right w:w="150" w:type="dxa"/>
-            </w:tcMar>
-          </w:tcPr>
-          <w:p>
-            <w:pPr>
-              <w:spacing w:before="0" w:after="0" w:line="276" w:lineRule="auto"/>
-            </w:pPr>
-            <w:r>
-              <w:rPr>
-                <w:rFonts w:ascii="Calibri" w:hAnsi="Calibri"/>
-                <w:color w:val="1E293B"/>
-                <w:sz w:val="19"/>
-              </w:rPr>
-              <w:t>05:00 AM – 23:00 PM (4–8 min intervals)</w:t>
-            </w:r>
-          </w:p>
-        </w:tc>
-        <w:tc>
-          <w:tcPr>
-            <w:tcW w:type="dxa" w:w="2484"/>
-            <w:vAlign w:val="center"/>
-            <w:shd w:fill="F8FAFC"/>
-            <w:tcMar>
-              <w:top w:w="100" w:type="dxa"/>
-              <w:bottom w:w="100" w:type="dxa"/>
-              <w:left w:w="150" w:type="dxa"/>
-              <w:right w:w="150" w:type="dxa"/>
-            </w:tcMar>
-          </w:tcPr>
-          <w:p>
-            <w:pPr>
-              <w:spacing w:before="0" w:after="0" w:line="276" w:lineRule="auto"/>
-            </w:pPr>
-            <w:r>
-              <w:rPr>
-                <w:rFonts w:ascii="Calibri" w:hAnsi="Calibri"/>
-                <w:color w:val="1E293B"/>
-                <w:sz w:val="19"/>
-              </w:rPr>
-              <w:t>7,000 – 20,000 VND (Day Pass: 40,000 VND)</w:t>
-            </w:r>
-          </w:p>
-        </w:tc>
-      </w:tr>
-    </w:tbl>
-    <w:p>
-      <w:pPr>
-        <w:spacing w:before="0" w:after="80"/>
-      </w:pPr>
     </w:p>
     <w:p>
       <w:pPr>

--- a/content-pipeline/campaign-ben-thanh/word/006_ben-thanh-central-metro-station-guide.docx
+++ b/content-pipeline/campaign-ben-thanh/word/006_ben-thanh-central-metro-station-guide.docx
@@ -281,7 +281,7 @@
           <w:color w:val="1B365D"/>
           <w:sz w:val="32"/>
         </w:rPr>
-        <w:t>1. Subterranean Renaissance: Reimagining the Urban Landscape</w:t>
+        <w:t>Subterranean Renaissance: Reimagining the Urban Landscape</w:t>
       </w:r>
     </w:p>
     <w:p>
@@ -334,7 +334,7 @@
           <w:color w:val="1B365D"/>
           <w:sz w:val="32"/>
         </w:rPr>
-        <w:t>2. Navigating the Four-Tier Subterranean Labyrinth</w:t>
+        <w:t>Navigating the Four-Tier Subterranean Labyrinth</w:t>
       </w:r>
     </w:p>
     <w:p>
@@ -349,7 +349,7 @@
           <w:color w:val="D97706"/>
           <w:sz w:val="26"/>
         </w:rPr>
-        <w:t>2.1. Level B1: The Commercial Concourse &amp; Ticketing Mezzanine</w:t>
+        <w:t>Level B1: The Commercial Concourse &amp; Ticketing Mezzanine</w:t>
       </w:r>
     </w:p>
     <w:p>
@@ -377,7 +377,7 @@
           <w:color w:val="D97706"/>
           <w:sz w:val="26"/>
         </w:rPr>
-        <w:t>2.2. The Architectural Centerpiece: The Lotus Toplight</w:t>
+        <w:t>The Architectural Centerpiece: The Lotus Toplight</w:t>
       </w:r>
     </w:p>
     <w:p>
@@ -405,7 +405,7 @@
           <w:color w:val="D97706"/>
           <w:sz w:val="26"/>
         </w:rPr>
-        <w:t>2.3. Level B2: Line 1 Boarding Platforms</w:t>
+        <w:t>Level B2: Line 1 Boarding Platforms</w:t>
       </w:r>
     </w:p>
     <w:p>
@@ -445,7 +445,7 @@
           <w:color w:val="1B365D"/>
           <w:sz w:val="32"/>
         </w:rPr>
-        <w:t>3. Curated Line 1 Route &amp; Fare Matrix (2026 Reference)</w:t>
+        <w:t>Curated Line 1 Route &amp; Fare Matrix (2026 Reference)</w:t>
       </w:r>
     </w:p>
     <w:tbl>
@@ -1138,7 +1138,7 @@
           <w:color w:val="1B365D"/>
           <w:sz w:val="32"/>
         </w:rPr>
-        <w:t>4. Curated Transit Insights for Conscious Travelers (2026)</w:t>
+        <w:t>Curated Transit Insights for Conscious Travelers (2026)</w:t>
       </w:r>
     </w:p>
     <w:p>

--- a/content-pipeline/campaign-ben-thanh/word/006_ben-thanh-central-metro-station-guide.docx
+++ b/content-pipeline/campaign-ben-thanh/word/006_ben-thanh-central-metro-station-guide.docx
@@ -281,7 +281,7 @@
           <w:color w:val="1B365D"/>
           <w:sz w:val="32"/>
         </w:rPr>
-        <w:t>Subterranean Renaissance: Reimagining the Urban Landscape</w:t>
+        <w:t>Saigon's Underground Transit: How Metro Line 1 Connects the City</w:t>
       </w:r>
     </w:p>
     <w:p>
@@ -334,7 +334,7 @@
           <w:color w:val="1B365D"/>
           <w:sz w:val="32"/>
         </w:rPr>
-        <w:t>Navigating the Four-Tier Subterranean Labyrinth</w:t>
+        <w:t>Navigating the 4 Underground Levels: Entrances, Ticketing &amp; Platforms</w:t>
       </w:r>
     </w:p>
     <w:p>
@@ -1138,7 +1138,7 @@
           <w:color w:val="1B365D"/>
           <w:sz w:val="32"/>
         </w:rPr>
-        <w:t>Curated Transit Insights for Conscious Travelers (2026)</w:t>
+        <w:t>Practical Transit Tips &amp; Passenger Guidelines (2026)</w:t>
       </w:r>
     </w:p>
     <w:p>

--- a/content-pipeline/campaign-ben-thanh/word/006_ben-thanh-central-metro-station-guide.docx
+++ b/content-pipeline/campaign-ben-thanh/word/006_ben-thanh-central-metro-station-guide.docx
@@ -1318,6 +1318,196 @@
     </w:p>
     <w:p>
       <w:pPr>
+        <w:spacing w:before="120" w:after="120"/>
+        <w:jc w:val="center"/>
+      </w:pPr>
+      <w:r>
+        <w:rPr>
+          <w:color w:val="CBD5E1"/>
+        </w:rPr>
+        <w:t>―――――――――――――――――――――――――――――――――――――――――――――</w:t>
+      </w:r>
+    </w:p>
+    <w:p>
+      <w:pPr>
+        <w:keepNext/>
+        <w:spacing w:before="320" w:after="120" w:line="276" w:lineRule="auto"/>
+      </w:pPr>
+      <w:r>
+        <w:rPr>
+          <w:rFonts w:ascii="Calibri" w:hAnsi="Calibri"/>
+          <w:b/>
+          <w:color w:val="1B365D"/>
+          <w:sz w:val="32"/>
+        </w:rPr>
+        <w:t>🗺️ Curated Cluster Connections</w:t>
+      </w:r>
+    </w:p>
+    <w:p>
+      <w:pPr>
+        <w:spacing w:before="40" w:after="120" w:line="276" w:lineRule="auto"/>
+      </w:pPr>
+      <w:r>
+        <w:rPr>
+          <w:rFonts w:ascii="Calibri" w:hAnsi="Calibri"/>
+          <w:color w:val="1E293B"/>
+          <w:sz w:val="21"/>
+        </w:rPr>
+        <w:t>To help you navigate District 1 with ease, explore our companion heritage guides:</w:t>
+      </w:r>
+      <w:r>
+        <w:rPr>
+          <w:rFonts w:ascii="Calibri" w:hAnsi="Calibri"/>
+          <w:color w:val="1E293B"/>
+          <w:sz w:val="21"/>
+        </w:rPr>
+      </w:r>
+      <w:r>
+        <w:rPr>
+          <w:rFonts w:ascii="Calibri" w:hAnsi="Calibri"/>
+          <w:color w:val="1E293B"/>
+          <w:sz w:val="21"/>
+        </w:rPr>
+        <w:br/>
+        <w:t xml:space="preserve">- </w:t>
+      </w:r>
+      <w:r>
+        <w:rPr>
+          <w:rFonts w:ascii="Calibri" w:hAnsi="Calibri"/>
+          <w:b/>
+          <w:color w:val="1E293B"/>
+          <w:sz w:val="21"/>
+        </w:rPr>
+        <w:t>Things to Do in Ben Thanh Market:</w:t>
+      </w:r>
+      <w:r>
+        <w:rPr>
+          <w:rFonts w:ascii="Calibri" w:hAnsi="Calibri"/>
+          <w:color w:val="1E293B"/>
+          <w:sz w:val="21"/>
+        </w:rPr>
+        <w:t xml:space="preserve"> connecting directly into the bustling stalls of </w:t>
+      </w:r>
+      <w:r>
+        <w:rPr>
+          <w:rFonts w:ascii="Calibri" w:hAnsi="Calibri"/>
+          <w:color w:val="1E293B"/>
+          <w:sz w:val="21"/>
+          <w:u w:val="single"/>
+        </w:rPr>
+        <w:t>things to do in Ben Thanh Market</w:t>
+      </w:r>
+      <w:r>
+        <w:rPr>
+          <w:rFonts w:ascii="Calibri" w:hAnsi="Calibri"/>
+          <w:color w:val="1E293B"/>
+          <w:sz w:val="21"/>
+        </w:rPr>
+        <w:t>.</w:t>
+      </w:r>
+      <w:r>
+        <w:rPr>
+          <w:rFonts w:ascii="Calibri" w:hAnsi="Calibri"/>
+          <w:color w:val="1E293B"/>
+          <w:sz w:val="21"/>
+        </w:rPr>
+      </w:r>
+      <w:r>
+        <w:rPr>
+          <w:rFonts w:ascii="Calibri" w:hAnsi="Calibri"/>
+          <w:color w:val="1E293B"/>
+          <w:sz w:val="21"/>
+        </w:rPr>
+        <w:br/>
+        <w:t xml:space="preserve">- </w:t>
+      </w:r>
+      <w:r>
+        <w:rPr>
+          <w:rFonts w:ascii="Calibri" w:hAnsi="Calibri"/>
+          <w:b/>
+          <w:color w:val="1E293B"/>
+          <w:sz w:val="21"/>
+        </w:rPr>
+        <w:t>Parking Guide Near Ben Thanh Market:</w:t>
+      </w:r>
+      <w:r>
+        <w:rPr>
+          <w:rFonts w:ascii="Calibri" w:hAnsi="Calibri"/>
+          <w:color w:val="1E293B"/>
+          <w:sz w:val="21"/>
+        </w:rPr>
+        <w:t xml:space="preserve"> accessing secure parking with our </w:t>
+      </w:r>
+      <w:r>
+        <w:rPr>
+          <w:rFonts w:ascii="Calibri" w:hAnsi="Calibri"/>
+          <w:color w:val="1E293B"/>
+          <w:sz w:val="21"/>
+          <w:u w:val="single"/>
+        </w:rPr>
+        <w:t>parking guide near Ben Thanh Market</w:t>
+      </w:r>
+      <w:r>
+        <w:rPr>
+          <w:rFonts w:ascii="Calibri" w:hAnsi="Calibri"/>
+          <w:color w:val="1E293B"/>
+          <w:sz w:val="21"/>
+        </w:rPr>
+        <w:t>.</w:t>
+      </w:r>
+      <w:r>
+        <w:rPr>
+          <w:rFonts w:ascii="Calibri" w:hAnsi="Calibri"/>
+          <w:color w:val="1E293B"/>
+          <w:sz w:val="21"/>
+        </w:rPr>
+      </w:r>
+      <w:r>
+        <w:rPr>
+          <w:rFonts w:ascii="Calibri" w:hAnsi="Calibri"/>
+          <w:color w:val="1E293B"/>
+          <w:sz w:val="21"/>
+        </w:rPr>
+        <w:br/>
+        <w:t xml:space="preserve">- </w:t>
+      </w:r>
+      <w:r>
+        <w:rPr>
+          <w:rFonts w:ascii="Calibri" w:hAnsi="Calibri"/>
+          <w:b/>
+          <w:color w:val="1E293B"/>
+          <w:sz w:val="21"/>
+        </w:rPr>
+        <w:t>Tan Son Nhat Airport Transfer Guide:</w:t>
+      </w:r>
+      <w:r>
+        <w:rPr>
+          <w:rFonts w:ascii="Calibri" w:hAnsi="Calibri"/>
+          <w:color w:val="1E293B"/>
+          <w:sz w:val="21"/>
+        </w:rPr>
+        <w:t xml:space="preserve"> connecting from the terminal via our </w:t>
+      </w:r>
+      <w:r>
+        <w:rPr>
+          <w:rFonts w:ascii="Calibri" w:hAnsi="Calibri"/>
+          <w:color w:val="1E293B"/>
+          <w:sz w:val="21"/>
+          <w:u w:val="single"/>
+        </w:rPr>
+        <w:t>Tan Son Nhat airport to Ben Thanh transfer guide</w:t>
+      </w:r>
+      <w:r>
+        <w:rPr>
+          <w:rFonts w:ascii="Calibri" w:hAnsi="Calibri"/>
+          <w:color w:val="1E293B"/>
+          <w:sz w:val="21"/>
+        </w:rPr>
+        <w:t>.</w:t>
+      </w:r>
+    </w:p>
+    <w:p>
+      <w:pPr>
         <w:keepNext/>
         <w:spacing w:before="320" w:after="120" w:line="276" w:lineRule="auto"/>
       </w:pPr>
